--- a/VKR/presentation/текст к защите.docx
+++ b/VKR/presentation/текст к защите.docx
@@ -308,7 +308,6 @@
         <w:rPr>
           <w:lang w:val="ru-RU"/>
         </w:rPr>
-        <w:lastRenderedPageBreak/>
         <w:t xml:space="preserve">третья — реализовать клиент с поддержкой дневника, шаблонов и статистики; </w:t>
       </w:r>
     </w:p>
@@ -417,6 +416,7 @@
         <w:rPr>
           <w:lang w:val="ru-RU"/>
         </w:rPr>
+        <w:lastRenderedPageBreak/>
         <w:t>и шестая — провести функциональное и интеграционное тестирование на обеих платформах.</w:t>
       </w:r>
     </w:p>
@@ -781,14 +781,7 @@
         <w:rPr>
           <w:lang w:val="ru-RU"/>
         </w:rPr>
-        <w:t xml:space="preserve"> 9 с тремя эндпоинтами: регистрация, вход и двунаправленная синхронизация. </w:t>
-      </w:r>
-      <w:r>
-        <w:rPr>
-          <w:lang w:val="ru-RU"/>
-        </w:rPr>
-        <w:lastRenderedPageBreak/>
-        <w:t xml:space="preserve">Аутентификация — по </w:t>
+        <w:t xml:space="preserve"> 9 с тремя эндпоинтами: регистрация, вход и двунаправленная синхронизация. Аутентификация — по </w:t>
       </w:r>
       <w:r>
         <w:t>JWT</w:t>
@@ -998,6 +991,7 @@
         <w:t xml:space="preserve"> и исполняется на устройстве через </w:t>
       </w:r>
       <w:r>
+        <w:lastRenderedPageBreak/>
         <w:t>Microsoft</w:t>
       </w:r>
       <w:r>
@@ -1189,7 +1183,6 @@
         </w:rPr>
       </w:pPr>
       <w:r>
-        <w:lastRenderedPageBreak/>
         <w:t xml:space="preserve">Naive baseline даёт ошибку 2,36 кг. </w:t>
       </w:r>
       <w:r>
@@ -1280,190 +1273,38 @@
           <w:bCs/>
           <w:lang w:val="ru-RU"/>
         </w:rPr>
-        <w:t>Слайд 9 — Облачная синхронизация (≈ 50 сек)</w:t>
-      </w:r>
-    </w:p>
-    <w:p>
-      <w:pPr>
-        <w:rPr>
-          <w:lang w:val="ru-RU"/>
-        </w:rPr>
-      </w:pPr>
-      <w:r>
-        <w:rPr>
-          <w:lang w:val="ru-RU"/>
-        </w:rPr>
-        <w:t xml:space="preserve">Облачная синхронизация реализована как двунаправленный обмен </w:t>
-      </w:r>
-      <w:r>
-        <w:t>push</w:t>
-      </w:r>
-      <w:r>
-        <w:rPr>
-          <w:lang w:val="ru-RU"/>
-        </w:rPr>
-        <w:t xml:space="preserve">- и </w:t>
-      </w:r>
-      <w:r>
-        <w:t>pull</w:t>
-      </w:r>
-      <w:r>
-        <w:rPr>
-          <w:lang w:val="ru-RU"/>
-        </w:rPr>
-        <w:t>-батчами. Один цикл синхронизации состоит из четырёх шагов.</w:t>
-      </w:r>
-    </w:p>
-    <w:p>
-      <w:pPr>
-        <w:rPr>
-          <w:lang w:val="ru-RU"/>
-        </w:rPr>
-      </w:pPr>
-      <w:r>
-        <w:rPr>
-          <w:lang w:val="ru-RU"/>
-        </w:rPr>
-        <w:t xml:space="preserve">Шаг первый — клиент отправляет </w:t>
-      </w:r>
-      <w:r>
-        <w:t>POST</w:t>
-      </w:r>
-      <w:r>
-        <w:rPr>
-          <w:lang w:val="ru-RU"/>
-        </w:rPr>
-        <w:t>-запрос на эндпоинт /</w:t>
-      </w:r>
-      <w:r>
-        <w:t>sync</w:t>
-      </w:r>
-      <w:r>
-        <w:rPr>
-          <w:lang w:val="ru-RU"/>
-        </w:rPr>
-        <w:t xml:space="preserve"> с локальными изменениями и курсором времени последней синхронизации. Шаг второй — сервер выполняет </w:t>
-      </w:r>
-      <w:r>
-        <w:t>UPSERT</w:t>
-      </w:r>
-      <w:r>
-        <w:rPr>
-          <w:lang w:val="ru-RU"/>
-        </w:rPr>
-        <w:t xml:space="preserve"> с разрешением конфликтов. Третий шаг — БД фиксирует транзакцию. Четвёртый шаг — сервер возвращает изменения, сделанные другими устройствами, в </w:t>
-      </w:r>
-      <w:r>
-        <w:t>pull</w:t>
-      </w:r>
-      <w:r>
-        <w:rPr>
-          <w:lang w:val="ru-RU"/>
-        </w:rPr>
-        <w:t>-батче.</w:t>
-      </w:r>
-    </w:p>
-    <w:p>
-      <w:pPr>
-        <w:rPr>
-          <w:lang w:val="ru-RU"/>
-        </w:rPr>
-      </w:pPr>
-      <w:r>
-        <w:rPr>
-          <w:lang w:val="ru-RU"/>
-        </w:rPr>
-        <w:t xml:space="preserve">Конфликты разрешаются по стратегии </w:t>
-      </w:r>
-      <w:r>
-        <w:t>Last</w:t>
-      </w:r>
-      <w:r>
-        <w:rPr>
-          <w:lang w:val="ru-RU"/>
-        </w:rPr>
-        <w:t>-</w:t>
-      </w:r>
-      <w:r>
-        <w:t>Write</w:t>
-      </w:r>
-      <w:r>
-        <w:rPr>
-          <w:lang w:val="ru-RU"/>
-        </w:rPr>
-        <w:t>-</w:t>
-      </w:r>
-      <w:r>
-        <w:t>Wins</w:t>
-      </w:r>
-      <w:r>
-        <w:rPr>
-          <w:lang w:val="ru-RU"/>
-        </w:rPr>
-        <w:t xml:space="preserve"> через </w:t>
-      </w:r>
-      <w:r>
-        <w:t>PostgreSQL</w:t>
-      </w:r>
-      <w:r>
-        <w:rPr>
-          <w:lang w:val="ru-RU"/>
-        </w:rPr>
-        <w:t xml:space="preserve">-конструкцию </w:t>
-      </w:r>
-      <w:r>
-        <w:t>ON</w:t>
-      </w:r>
-      <w:r>
-        <w:rPr>
-          <w:lang w:val="ru-RU"/>
-        </w:rPr>
-        <w:t xml:space="preserve"> </w:t>
-      </w:r>
-      <w:r>
-        <w:t>CONFLICT</w:t>
-      </w:r>
-      <w:r>
-        <w:rPr>
-          <w:lang w:val="ru-RU"/>
-        </w:rPr>
-        <w:t xml:space="preserve"> </w:t>
-      </w:r>
-      <w:r>
-        <w:t>DO</w:t>
-      </w:r>
-      <w:r>
-        <w:rPr>
-          <w:lang w:val="ru-RU"/>
-        </w:rPr>
-        <w:t xml:space="preserve"> </w:t>
-      </w:r>
-      <w:r>
-        <w:t>UPDATE</w:t>
-      </w:r>
-      <w:r>
-        <w:rPr>
-          <w:lang w:val="ru-RU"/>
-        </w:rPr>
-        <w:t xml:space="preserve"> </w:t>
-      </w:r>
-      <w:r>
-        <w:t>WHERE</w:t>
-      </w:r>
-      <w:r>
-        <w:rPr>
-          <w:lang w:val="ru-RU"/>
-        </w:rPr>
-        <w:t xml:space="preserve"> </w:t>
-      </w:r>
-      <w:r>
-        <w:t>excluded</w:t>
-      </w:r>
-      <w:r>
-        <w:rPr>
-          <w:lang w:val="ru-RU"/>
-        </w:rPr>
-        <w:t>.</w:t>
+        <w:t>Слайд 10 — Тестирование (≈ 50 сек)</w:t>
+      </w:r>
+    </w:p>
+    <w:p>
+      <w:pPr>
+        <w:rPr>
+          <w:lang w:val="ru-RU"/>
+        </w:rPr>
+      </w:pPr>
+      <w:r>
+        <w:rPr>
+          <w:lang w:val="ru-RU"/>
+        </w:rPr>
+        <w:t xml:space="preserve">Проведено двадцать четыре функциональных теста. Восемь ключевых сценариев пройдены на обеих платформах — </w:t>
+      </w:r>
+      <w:r>
+        <w:t>Windows</w:t>
+      </w:r>
+      <w:r>
+        <w:rPr>
+          <w:lang w:val="ru-RU"/>
+        </w:rPr>
+        <w:t xml:space="preserve"> 10 и </w:t>
+      </w:r>
+      <w:r>
+        <w:t>Android</w:t>
+      </w:r>
+      <w:r>
+        <w:rPr>
+          <w:lang w:val="ru-RU"/>
+        </w:rPr>
+        <w:t xml:space="preserve"> 12. Дополнительно — четыре интеграционных сценария синхронизации: базовый обмен, конфликт </w:t>
       </w:r>
       <w:r>
         <w:t>UpdatedAt</w:t>
@@ -1472,65 +1313,121 @@
         <w:rPr>
           <w:lang w:val="ru-RU"/>
         </w:rPr>
-        <w:t xml:space="preserve"> больше </w:t>
-      </w:r>
-      <w:r>
-        <w:t>existing</w:t>
-      </w:r>
-      <w:r>
-        <w:rPr>
-          <w:lang w:val="ru-RU"/>
-        </w:rPr>
-        <w:t>.</w:t>
-      </w:r>
-      <w:r>
-        <w:t>UpdatedAt</w:t>
-      </w:r>
-      <w:r>
-        <w:rPr>
-          <w:lang w:val="ru-RU"/>
-        </w:rPr>
-        <w:t>. Это гарантирует, что более старые данные никогда не перезапишут более новые.</w:t>
-      </w:r>
-    </w:p>
-    <w:p>
-      <w:pPr>
-        <w:rPr>
-          <w:lang w:val="ru-RU"/>
-        </w:rPr>
-      </w:pPr>
-      <w:r>
-        <w:rPr>
-          <w:lang w:val="ru-RU"/>
-        </w:rPr>
-        <w:t xml:space="preserve">В ходе разработки была решена нетривиальная проблема </w:t>
-      </w:r>
-      <w:r>
-        <w:t>clock</w:t>
-      </w:r>
-      <w:r>
-        <w:rPr>
-          <w:lang w:val="ru-RU"/>
-        </w:rPr>
-        <w:t xml:space="preserve"> </w:t>
-      </w:r>
-      <w:r>
-        <w:t>skew</w:t>
-      </w:r>
-      <w:r>
-        <w:rPr>
-          <w:lang w:val="ru-RU"/>
-        </w:rPr>
-        <w:t xml:space="preserve"> — расхождения системных часов клиента и сервера. Курсор синхронизации был перенесён в клиентскую временну́ю шкалу, что устранило ложно пустые </w:t>
-      </w:r>
-      <w:r>
-        <w:t>push</w:t>
-      </w:r>
-      <w:r>
-        <w:rPr>
-          <w:lang w:val="ru-RU"/>
-        </w:rPr>
-        <w:t>-батчи.</w:t>
+        <w:t xml:space="preserve"> по стратегии </w:t>
+      </w:r>
+      <w:r>
+        <w:t>LWW</w:t>
+      </w:r>
+      <w:r>
+        <w:rPr>
+          <w:lang w:val="ru-RU"/>
+        </w:rPr>
+        <w:t>, мягкое удаление и смена аккаунта — все успешно.</w:t>
+      </w:r>
+    </w:p>
+    <w:p>
+      <w:pPr>
+        <w:rPr>
+          <w:lang w:val="ru-RU"/>
+        </w:rPr>
+      </w:pPr>
+      <w:r>
+        <w:rPr>
+          <w:lang w:val="ru-RU"/>
+        </w:rPr>
+        <w:t xml:space="preserve">По производительности — время загрузки списка тренировок 42 миллисекунды на </w:t>
+      </w:r>
+      <w:r>
+        <w:t>Windows</w:t>
+      </w:r>
+      <w:r>
+        <w:rPr>
+          <w:lang w:val="ru-RU"/>
+        </w:rPr>
+        <w:t xml:space="preserve"> и 78 на </w:t>
+      </w:r>
+      <w:r>
+        <w:t>Android</w:t>
+      </w:r>
+      <w:r>
+        <w:rPr>
+          <w:lang w:val="ru-RU"/>
+        </w:rPr>
+        <w:t xml:space="preserve">. Время </w:t>
+      </w:r>
+      <w:r>
+        <w:t>ML</w:t>
+      </w:r>
+      <w:r>
+        <w:rPr>
+          <w:lang w:val="ru-RU"/>
+        </w:rPr>
+        <w:t xml:space="preserve">-инференса — 4 миллисекунды на </w:t>
+      </w:r>
+      <w:r>
+        <w:t>Windows</w:t>
+      </w:r>
+      <w:r>
+        <w:rPr>
+          <w:lang w:val="ru-RU"/>
+        </w:rPr>
+        <w:t xml:space="preserve"> и 8 </w:t>
+      </w:r>
+      <w:r>
+        <w:rPr>
+          <w:lang w:val="ru-RU"/>
+        </w:rPr>
+        <w:lastRenderedPageBreak/>
+        <w:t xml:space="preserve">миллисекунд на </w:t>
+      </w:r>
+      <w:r>
+        <w:t>Android</w:t>
+      </w:r>
+      <w:r>
+        <w:rPr>
+          <w:lang w:val="ru-RU"/>
+        </w:rPr>
+        <w:t xml:space="preserve">, что в десятки раз меньше требуемых ста. Размер </w:t>
+      </w:r>
+      <w:r>
+        <w:t>APK</w:t>
+      </w:r>
+      <w:r>
+        <w:rPr>
+          <w:lang w:val="ru-RU"/>
+        </w:rPr>
+        <w:t xml:space="preserve"> — 38 мегабайт, что укладывается в ограничение 50 мегабайт.</w:t>
+      </w:r>
+    </w:p>
+    <w:p>
+      <w:pPr>
+        <w:rPr>
+          <w:lang w:val="ru-RU"/>
+        </w:rPr>
+      </w:pPr>
+      <w:r>
+        <w:rPr>
+          <w:lang w:val="ru-RU"/>
+        </w:rPr>
+        <w:t xml:space="preserve">Также проведено пилотное </w:t>
+      </w:r>
+      <w:r>
+        <w:t>UX</w:t>
+      </w:r>
+      <w:r>
+        <w:rPr>
+          <w:lang w:val="ru-RU"/>
+        </w:rPr>
+        <w:t xml:space="preserve">-тестирование с шестью добровольцами. Положительно отмечены интуитивность ввода подходов, полезность </w:t>
+      </w:r>
+      <w:r>
+        <w:t>ML</w:t>
+      </w:r>
+      <w:r>
+        <w:rPr>
+          <w:lang w:val="ru-RU"/>
+        </w:rPr>
+        <w:t>-подсказки прогноза и удобство применения рекомендации одной кнопкой.</w:t>
       </w:r>
     </w:p>
     <w:p>
@@ -1547,20 +1444,140 @@
           <w:bCs/>
           <w:lang w:val="ru-RU"/>
         </w:rPr>
-        <w:t>Слайд 10 — Тестирование (≈ 50 сек)</w:t>
-      </w:r>
-    </w:p>
-    <w:p>
-      <w:pPr>
-        <w:rPr>
-          <w:lang w:val="ru-RU"/>
-        </w:rPr>
-      </w:pPr>
-      <w:r>
-        <w:rPr>
-          <w:lang w:val="ru-RU"/>
-        </w:rPr>
-        <w:t xml:space="preserve">Проведено двадцать четыре функциональных теста. Восемь ключевых сценариев пройдены на обеих платформах — </w:t>
+        <w:t>Слайд 11 — Выводы (≈ 50 сек)</w:t>
+      </w:r>
+    </w:p>
+    <w:p>
+      <w:pPr>
+        <w:rPr>
+          <w:lang w:val="ru-RU"/>
+        </w:rPr>
+      </w:pPr>
+      <w:r>
+        <w:rPr>
+          <w:lang w:val="ru-RU"/>
+        </w:rPr>
+        <w:t>Цель работы достигнута. Все шесть поставленных задач выполнены, функциональные и нефункциональные требования соблюдены.</w:t>
+      </w:r>
+    </w:p>
+    <w:p>
+      <w:pPr>
+        <w:rPr>
+          <w:lang w:val="ru-RU"/>
+        </w:rPr>
+      </w:pPr>
+      <w:r>
+        <w:rPr>
+          <w:lang w:val="ru-RU"/>
+        </w:rPr>
+        <w:t xml:space="preserve">В части реализации: создан клиент с семью экранами, сервер развёрнут на </w:t>
+      </w:r>
+      <w:r>
+        <w:t>Render</w:t>
+      </w:r>
+      <w:r>
+        <w:rPr>
+          <w:lang w:val="ru-RU"/>
+        </w:rPr>
+        <w:t>.</w:t>
+      </w:r>
+      <w:r>
+        <w:t>com</w:t>
+      </w:r>
+      <w:r>
+        <w:rPr>
+          <w:lang w:val="ru-RU"/>
+        </w:rPr>
+        <w:t xml:space="preserve">, обучена </w:t>
+      </w:r>
+      <w:r>
+        <w:t>ML</w:t>
+      </w:r>
+      <w:r>
+        <w:rPr>
+          <w:lang w:val="ru-RU"/>
+        </w:rPr>
+        <w:t xml:space="preserve">-модель с показателем </w:t>
+      </w:r>
+      <w:r>
+        <w:t>MAE</w:t>
+      </w:r>
+      <w:r>
+        <w:rPr>
+          <w:lang w:val="ru-RU"/>
+        </w:rPr>
+        <w:t xml:space="preserve"> 1,44 килограмма, реализован собственный протокол синхронизации.</w:t>
+      </w:r>
+    </w:p>
+    <w:p>
+      <w:pPr>
+        <w:rPr>
+          <w:lang w:val="ru-RU"/>
+        </w:rPr>
+      </w:pPr>
+      <w:r>
+        <w:rPr>
+          <w:lang w:val="ru-RU"/>
+        </w:rPr>
+        <w:t xml:space="preserve">Научная значимость работы — адаптация формульного подхода Эпли с моделью машинного обучения, найденное решение проблемы </w:t>
+      </w:r>
+      <w:r>
+        <w:t>clock</w:t>
+      </w:r>
+      <w:r>
+        <w:rPr>
+          <w:lang w:val="ru-RU"/>
+        </w:rPr>
+        <w:t xml:space="preserve"> </w:t>
+      </w:r>
+      <w:r>
+        <w:t>skew</w:t>
+      </w:r>
+      <w:r>
+        <w:rPr>
+          <w:lang w:val="ru-RU"/>
+        </w:rPr>
+        <w:t xml:space="preserve"> в распределённых системах, валидированное переносное соответствие </w:t>
+      </w:r>
+      <w:r>
+        <w:t>LightGBM</w:t>
+      </w:r>
+      <w:r>
+        <w:rPr>
+          <w:lang w:val="ru-RU"/>
+        </w:rPr>
+        <w:t xml:space="preserve"> и </w:t>
+      </w:r>
+      <w:r>
+        <w:t>ONNX</w:t>
+      </w:r>
+      <w:r>
+        <w:rPr>
+          <w:lang w:val="ru-RU"/>
+        </w:rPr>
+        <w:t xml:space="preserve"> </w:t>
+      </w:r>
+      <w:r>
+        <w:t>Runtime</w:t>
+      </w:r>
+      <w:r>
+        <w:rPr>
+          <w:lang w:val="ru-RU"/>
+        </w:rPr>
+        <w:t>.</w:t>
+      </w:r>
+    </w:p>
+    <w:p>
+      <w:pPr>
+        <w:rPr>
+          <w:lang w:val="ru-RU"/>
+        </w:rPr>
+      </w:pPr>
+      <w:r>
+        <w:rPr>
+          <w:lang w:val="ru-RU"/>
+        </w:rPr>
+        <w:t xml:space="preserve">Практическая ценность — бесплатное русскоязычное приложение, единственное на рынке с поддержкой </w:t>
       </w:r>
       <w:r>
         <w:t>Windows</w:t>
@@ -1569,335 +1586,14 @@
         <w:rPr>
           <w:lang w:val="ru-RU"/>
         </w:rPr>
-        <w:t xml:space="preserve"> 10 и </w:t>
-      </w:r>
-      <w:r>
-        <w:t>Android</w:t>
-      </w:r>
-      <w:r>
-        <w:rPr>
-          <w:lang w:val="ru-RU"/>
-        </w:rPr>
-        <w:t xml:space="preserve"> 12. Дополнительно — четыре интеграционных сценария синхронизации: базовый </w:t>
-      </w:r>
-      <w:r>
-        <w:rPr>
-          <w:lang w:val="ru-RU"/>
-        </w:rPr>
-        <w:lastRenderedPageBreak/>
-        <w:t xml:space="preserve">обмен, конфликт </w:t>
-      </w:r>
-      <w:r>
-        <w:t>UpdatedAt</w:t>
-      </w:r>
-      <w:r>
-        <w:rPr>
-          <w:lang w:val="ru-RU"/>
-        </w:rPr>
-        <w:t xml:space="preserve"> по стратегии </w:t>
-      </w:r>
-      <w:r>
-        <w:t>LWW</w:t>
-      </w:r>
-      <w:r>
-        <w:rPr>
-          <w:lang w:val="ru-RU"/>
-        </w:rPr>
-        <w:t>, мягкое удаление и смена аккаунта — все успешно.</w:t>
-      </w:r>
-    </w:p>
-    <w:p>
-      <w:pPr>
-        <w:rPr>
-          <w:lang w:val="ru-RU"/>
-        </w:rPr>
-      </w:pPr>
-      <w:r>
-        <w:rPr>
-          <w:lang w:val="ru-RU"/>
-        </w:rPr>
-        <w:t xml:space="preserve">По производительности — время загрузки списка тренировок 42 миллисекунды на </w:t>
-      </w:r>
-      <w:r>
-        <w:t>Windows</w:t>
-      </w:r>
-      <w:r>
-        <w:rPr>
-          <w:lang w:val="ru-RU"/>
-        </w:rPr>
-        <w:t xml:space="preserve"> и 78 на </w:t>
-      </w:r>
-      <w:r>
-        <w:t>Android</w:t>
-      </w:r>
-      <w:r>
-        <w:rPr>
-          <w:lang w:val="ru-RU"/>
-        </w:rPr>
-        <w:t xml:space="preserve">. Время </w:t>
-      </w:r>
-      <w:r>
-        <w:t>ML</w:t>
-      </w:r>
-      <w:r>
-        <w:rPr>
-          <w:lang w:val="ru-RU"/>
-        </w:rPr>
-        <w:t xml:space="preserve">-инференса — 4 миллисекунды на </w:t>
-      </w:r>
-      <w:r>
-        <w:t>Windows</w:t>
-      </w:r>
-      <w:r>
-        <w:rPr>
-          <w:lang w:val="ru-RU"/>
-        </w:rPr>
-        <w:t xml:space="preserve"> и 8 миллисекунд на </w:t>
-      </w:r>
-      <w:r>
-        <w:t>Android</w:t>
-      </w:r>
-      <w:r>
-        <w:rPr>
-          <w:lang w:val="ru-RU"/>
-        </w:rPr>
-        <w:t xml:space="preserve">, что в десятки раз меньше требуемых ста. Размер </w:t>
-      </w:r>
-      <w:r>
-        <w:t>APK</w:t>
-      </w:r>
-      <w:r>
-        <w:rPr>
-          <w:lang w:val="ru-RU"/>
-        </w:rPr>
-        <w:t xml:space="preserve"> — 38 мегабайт, что укладывается в ограничение 50 мегабайт.</w:t>
-      </w:r>
-    </w:p>
-    <w:p>
-      <w:pPr>
-        <w:rPr>
-          <w:lang w:val="ru-RU"/>
-        </w:rPr>
-      </w:pPr>
-      <w:r>
-        <w:rPr>
-          <w:lang w:val="ru-RU"/>
-        </w:rPr>
-        <w:t xml:space="preserve">Также проведено пилотное </w:t>
-      </w:r>
-      <w:r>
-        <w:t>UX</w:t>
-      </w:r>
-      <w:r>
-        <w:rPr>
-          <w:lang w:val="ru-RU"/>
-        </w:rPr>
-        <w:t xml:space="preserve">-тестирование с шестью добровольцами. Положительно отмечены интуитивность ввода подходов, полезность </w:t>
-      </w:r>
-      <w:r>
-        <w:t>ML</w:t>
-      </w:r>
-      <w:r>
-        <w:rPr>
-          <w:lang w:val="ru-RU"/>
-        </w:rPr>
-        <w:t>-подсказки прогноза и удобство применения рекомендации одной кнопкой.</w:t>
-      </w:r>
-    </w:p>
-    <w:p>
-      <w:pPr>
-        <w:rPr>
-          <w:b/>
-          <w:bCs/>
-          <w:lang w:val="ru-RU"/>
-        </w:rPr>
-      </w:pPr>
-      <w:r>
-        <w:rPr>
-          <w:b/>
-          <w:bCs/>
-          <w:lang w:val="ru-RU"/>
-        </w:rPr>
-        <w:t>Слайд 11 — Выводы (≈ 50 сек)</w:t>
-      </w:r>
-    </w:p>
-    <w:p>
-      <w:pPr>
-        <w:rPr>
-          <w:lang w:val="ru-RU"/>
-        </w:rPr>
-      </w:pPr>
-      <w:r>
-        <w:rPr>
-          <w:lang w:val="ru-RU"/>
-        </w:rPr>
-        <w:t>Цель работы достигнута. Все шесть поставленных задач выполнены, функциональные и нефункциональные требования соблюдены.</w:t>
-      </w:r>
-    </w:p>
-    <w:p>
-      <w:pPr>
-        <w:rPr>
-          <w:lang w:val="ru-RU"/>
-        </w:rPr>
-      </w:pPr>
-      <w:r>
-        <w:rPr>
-          <w:lang w:val="ru-RU"/>
-        </w:rPr>
-        <w:t xml:space="preserve">В части реализации: создан клиент с семью экранами, сервер развёрнут на </w:t>
-      </w:r>
-      <w:r>
-        <w:t>Render</w:t>
-      </w:r>
-      <w:r>
-        <w:rPr>
-          <w:lang w:val="ru-RU"/>
-        </w:rPr>
-        <w:t>.</w:t>
-      </w:r>
-      <w:r>
-        <w:t>com</w:t>
-      </w:r>
-      <w:r>
-        <w:rPr>
-          <w:lang w:val="ru-RU"/>
-        </w:rPr>
-        <w:t xml:space="preserve">, обучена </w:t>
-      </w:r>
-      <w:r>
-        <w:t>ML</w:t>
-      </w:r>
-      <w:r>
-        <w:rPr>
-          <w:lang w:val="ru-RU"/>
-        </w:rPr>
-        <w:t xml:space="preserve">-модель с показателем </w:t>
-      </w:r>
-      <w:r>
-        <w:t>MAE</w:t>
-      </w:r>
-      <w:r>
-        <w:rPr>
-          <w:lang w:val="ru-RU"/>
-        </w:rPr>
-        <w:t xml:space="preserve"> 1,44 килограмма, реализован собственный протокол синхронизации.</w:t>
-      </w:r>
-    </w:p>
-    <w:p>
-      <w:pPr>
-        <w:rPr>
-          <w:lang w:val="ru-RU"/>
-        </w:rPr>
-      </w:pPr>
-      <w:r>
-        <w:rPr>
-          <w:lang w:val="ru-RU"/>
-        </w:rPr>
-        <w:t xml:space="preserve">Научная значимость работы — адаптация формульного подхода Эпли с моделью машинного обучения, найденное решение проблемы </w:t>
-      </w:r>
-      <w:r>
-        <w:t>clock</w:t>
-      </w:r>
-      <w:r>
-        <w:rPr>
-          <w:lang w:val="ru-RU"/>
-        </w:rPr>
-        <w:t xml:space="preserve"> </w:t>
-      </w:r>
-      <w:r>
-        <w:t>skew</w:t>
-      </w:r>
-      <w:r>
-        <w:rPr>
-          <w:lang w:val="ru-RU"/>
-        </w:rPr>
-        <w:t xml:space="preserve"> в распределённых системах, валидированное переносное соответствие </w:t>
-      </w:r>
-      <w:r>
-        <w:t>LightGBM</w:t>
-      </w:r>
-      <w:r>
-        <w:rPr>
-          <w:lang w:val="ru-RU"/>
-        </w:rPr>
-        <w:t xml:space="preserve"> и </w:t>
-      </w:r>
-      <w:r>
-        <w:t>ONNX</w:t>
-      </w:r>
-      <w:r>
-        <w:rPr>
-          <w:lang w:val="ru-RU"/>
-        </w:rPr>
-        <w:t xml:space="preserve"> </w:t>
-      </w:r>
-      <w:r>
-        <w:t>Runtime</w:t>
-      </w:r>
-      <w:r>
-        <w:rPr>
-          <w:lang w:val="ru-RU"/>
-        </w:rPr>
-        <w:t>.</w:t>
-      </w:r>
-    </w:p>
-    <w:p>
-      <w:pPr>
-        <w:rPr>
-          <w:lang w:val="ru-RU"/>
-        </w:rPr>
-      </w:pPr>
-      <w:r>
-        <w:rPr>
-          <w:lang w:val="ru-RU"/>
-        </w:rPr>
-        <w:t xml:space="preserve">Практическая ценность — бесплатное русскоязычное приложение, единственное на рынке с поддержкой </w:t>
-      </w:r>
-      <w:r>
-        <w:t>Windows</w:t>
-      </w:r>
-      <w:r>
-        <w:rPr>
-          <w:lang w:val="ru-RU"/>
-        </w:rPr>
         <w:t>; открытый исходный код позволяет дальнейшее развитие сообществом.</w:t>
-      </w:r>
-    </w:p>
-    <w:p>
-      <w:pPr>
-        <w:rPr>
-          <w:b/>
-          <w:bCs/>
-          <w:lang w:val="ru-RU"/>
-        </w:rPr>
-      </w:pPr>
-      <w:r>
-        <w:rPr>
-          <w:b/>
-          <w:bCs/>
-          <w:lang w:val="ru-RU"/>
-        </w:rPr>
-        <w:t>Слайд 12 — Спасибо за внимание (≈ 5 сек)</w:t>
-      </w:r>
-    </w:p>
-    <w:p>
-      <w:pPr>
-        <w:rPr>
-          <w:lang w:val="ru-RU"/>
-        </w:rPr>
-      </w:pPr>
-      <w:r>
-        <w:rPr>
-          <w:lang w:val="ru-RU"/>
-        </w:rPr>
-        <w:t>Доклад окончен. Спасибо за внимание! Готов ответить на ваши вопросы.</w:t>
       </w:r>
     </w:p>
     <w:sectPr>
       <w:pgSz w:w="11906" w:h="16838"/>
-      <w:pgMar w:top="1134" w:right="850" w:bottom="1134" w:left="1701" w:header="708" w:footer="708" w:gutter="0"/>
+      <w:pgMar w:top="720" w:right="720" w:bottom="720" w:left="720" w:header="708" w:footer="708" w:gutter="0"/>
       <w:cols w:space="708"/>
-      <w:docGrid w:linePitch="360"/>
+      <w:docGrid w:linePitch="381"/>
     </w:sectPr>
   </w:body>
 </w:document>
